--- a/docs/a traduire/6/Capitulo_VI_bis_Americas_Brasil_PT-BR.docx
+++ b/docs/a traduire/6/Capitulo_VI_bis_Americas_Brasil_PT-BR.docx
@@ -956,7 +956,7 @@
           <w:color w:val="202020"/>
           <w:sz w:val="22"/>
         </w:rPr>
-        <w:t>Fratura Norte-Sul. O fosso de computacao entre os Estados Unidos e a America do Sul e muito mais pronunciado do que o fosso EUA-Europa. Enquanto a razao bruta EUA/UE(13) e de 17,6:1 na computacao instalada operacional e a razao CACI(EUA)/CACI(UE) e de 3,46:1 (Capitulo III, linha de base de abril de 2026), uma razao equivalente CACI(EUA)/CACI(Brasil) estaria na faixa de 30-50:1 no CACI Power Mode e bem acima de 100:1 na computacao bruta, refletindo a combinacao de um deficit na capacidade computacional instalada, capital humano de IA mais limitado e um custo de capital mais elevado (Selic brasileira a 14,25 por cento no final de 2025). Esta lacuna e tal que a recuperacao e quase impossivel ate 2030 sem ajuda externa massiva.</w:t>
+        <w:t>Fratura Norte-Sul. O fosso de computacao entre os Estados Unidos e a America do Sul e muito mais pronunciado do que o fosso EUA-Europa. Enquanto a razao bruta EUA/UE(13) e de 17,6:1 na computacao instalada operacional e a razao CACI(EUA)/CACI(UE) e de 3,64:1 (Capitulo III, linha de base de abril de 2026), uma razao equivalente CACI(EUA)/CACI(Brasil) estaria na faixa de 30-50:1 no CACI Power Mode e bem acima de 100:1 na computacao bruta, refletindo a combinacao de um deficit na capacidade computacional instalada, capital humano de IA mais limitado e um custo de capital mais elevado (Selic brasileira a 14,25 por cento no final de 2025). Esta lacuna e tal que a recuperacao e quase impossivel ate 2030 sem ajuda externa massiva.</w:t>
       </w:r>
     </w:p>
     <w:p>
@@ -1628,7 +1628,7 @@
           <w:color w:val="555555"/>
           <w:sz w:val="18"/>
         </w:rPr>
-        <w:t>Fonte: Construcao do autor, calibracao na linha de base de abril de 2026 (EUA/UE(13) bruto 17,6:1, CACI Power Mode 3,46:1).</w:t>
+        <w:t>Fonte: Construcao do autor, calibracao na linha de base de abril de 2026 (EUA/UE(13) bruto 17,6:1, CACI Power Mode 3,64:1).</w:t>
       </w:r>
     </w:p>
     <w:tbl>

--- a/docs/a traduire/6/Capitulo_VI_bis_Americas_Brasil_PT-BR.docx
+++ b/docs/a traduire/6/Capitulo_VI_bis_Americas_Brasil_PT-BR.docx
@@ -956,7 +956,7 @@
           <w:color w:val="202020"/>
           <w:sz w:val="22"/>
         </w:rPr>
-        <w:t>Fratura Norte-Sul. O fosso de computacao entre os Estados Unidos e a America do Sul e muito mais pronunciado do que o fosso EUA-Europa. Enquanto a razao bruta EUA/UE(13) e de 17,6:1 na computacao instalada operacional e a razao CACI(EUA)/CACI(UE) e de 3,64:1 (Capitulo III, linha de base de abril de 2026), uma razao equivalente CACI(EUA)/CACI(Brasil) estaria na faixa de 30-50:1 no CACI Power Mode e bem acima de 100:1 na computacao bruta, refletindo a combinacao de um deficit na capacidade computacional instalada, capital humano de IA mais limitado e um custo de capital mais elevado (Selic brasileira a 14,25 por cento no final de 2025). Esta lacuna e tal que a recuperacao e quase impossivel ate 2030 sem ajuda externa massiva.</w:t>
+        <w:t>Fratura Norte-Sul. O fosso de computacao entre os Estados Unidos e a America do Sul e muito mais pronunciado do que o fosso EUA-Europa. Enquanto a razao bruta EUA/UE(13) e de 17,6:1 na computacao instalada operacional e a razao CACI(EUA)/CACI(UE) e de 3,47:1 (Capitulo III, linha de base de abril de 2026), uma razao equivalente CACI(EUA)/CACI(Brasil) estaria na faixa de 30-50:1 no CACI Power Mode e bem acima de 100:1 na computacao bruta, refletindo a combinacao de um deficit na capacidade computacional instalada, capital humano de IA mais limitado e um custo de capital mais elevado (Selic brasileira a 14,25 por cento no final de 2025). Esta lacuna e tal que a recuperacao e quase impossivel ate 2030 sem ajuda externa massiva.</w:t>
       </w:r>
     </w:p>
     <w:p>
@@ -1628,7 +1628,7 @@
           <w:color w:val="555555"/>
           <w:sz w:val="18"/>
         </w:rPr>
-        <w:t>Fonte: Construcao do autor, calibracao na linha de base de abril de 2026 (EUA/UE(13) bruto 17,6:1, CACI Power Mode 3,64:1).</w:t>
+        <w:t>Fonte: Construcao do autor, calibracao na linha de base de abril de 2026 (EUA/UE(13) bruto 17,6:1, CACI Power Mode 3,47:1).</w:t>
       </w:r>
     </w:p>
     <w:tbl>

--- a/docs/a traduire/6/Capitulo_VI_bis_Americas_Brasil_PT-BR.docx
+++ b/docs/a traduire/6/Capitulo_VI_bis_Americas_Brasil_PT-BR.docx
@@ -99,7 +99,7 @@
                 <w:color w:val="1A2744"/>
                 <w:sz w:val="22"/>
               </w:rPr>
-              <w:t>76,9 pct do compute IA operacional mundial = EUA</w:t>
+              <w:t>78,9 pct do compute IA operacional mundial = EUA</w:t>
             </w:r>
           </w:p>
         </w:tc>
@@ -141,7 +141,7 @@
                 <w:color w:val="1A2744"/>
                 <w:sz w:val="22"/>
               </w:rPr>
-              <w:t>3,46:1 razao CACI EUA/UE (Power Mode)</w:t>
+              <w:t>3,47:1 razao CACI EUA/UE (Power Mode)</w:t>
             </w:r>
           </w:p>
         </w:tc>
